--- a/sample_output.docx
+++ b/sample_output.docx
@@ -20,14 +20,7 @@
           <w:iCs/>
           <w:i/>
         </w:rPr>
-        <w:t xml:space="preserve">This is what Claude actually returns when the prompt in</w:t>
-      </w:r>
-      <w:r>
-        <w:rPr>
-          <w:iCs/>
-          <w:i/>
-        </w:rPr>
-        <w:t xml:space="preserve"> </w:t>
+        <w:t xml:space="preserve">This is what Claude actually returns when the prompt in </w:t>
       </w:r>
       <w:r>
         <w:rPr>
@@ -42,56 +35,7 @@
           <w:iCs/>
           <w:i/>
         </w:rPr>
-        <w:t xml:space="preserve"> </w:t>
-      </w:r>
-      <w:r>
-        <w:rPr>
-          <w:iCs/>
-          <w:i/>
-        </w:rPr>
-        <w:t xml:space="preserve">is run. Generated for the same fictional candidate (Marcus Reyes, Director of Supply Chain targeting a VP role) used in that sample prompt — this run exercises the</w:t>
-      </w:r>
-      <w:r>
-        <w:rPr>
-          <w:iCs/>
-          <w:i/>
-        </w:rPr>
-        <w:t xml:space="preserve"> </w:t>
-      </w:r>
-      <w:r>
-        <w:rPr>
-          <w:iCs/>
-          <w:i/>
-        </w:rPr>
-        <w:t xml:space="preserve">“</w:t>
-      </w:r>
-      <w:r>
-        <w:rPr>
-          <w:iCs/>
-          <w:i/>
-        </w:rPr>
-        <w:t xml:space="preserve">All positions</w:t>
-      </w:r>
-      <w:r>
-        <w:rPr>
-          <w:iCs/>
-          <w:i/>
-        </w:rPr>
-        <w:t xml:space="preserve">”</w:t>
-      </w:r>
-      <w:r>
-        <w:rPr>
-          <w:iCs/>
-          <w:i/>
-        </w:rPr>
-        <w:t xml:space="preserve"> </w:t>
-      </w:r>
-      <w:r>
-        <w:rPr>
-          <w:iCs/>
-          <w:i/>
-        </w:rPr>
-        <w:t xml:space="preserve">experience scope, 2 industry-motif banners, and Word document output, so the sample reflects the tool’s full current feature set rather than just the defaults. Character counts are stated for each section, exactly as the generated prompt instructs Claude to do — so you can confirm every section actually fits LinkedIn’s real limit before pasting it in. In an actual run, sections 1–5 below would appear inside the downloadable Word document itself, not as chat text — they’re shown here as plain text for readability in this reference file.</w:t>
+        <w:t xml:space="preserve"> is run. Generated for the same fictional candidate (Marcus Reyes, Director of Supply Chain targeting a VP role) used in that sample prompt — this run exercises the “All positions” experience scope, 2 industry-motif banners, so the sample reflects the tool’s full current feature set rather than just the defaults. Character counts are stated for each section, exactly as the generated prompt instructs Claude to do — so you can confirm every section actually fits LinkedIn’s real limit before pasting it in. In an actual run, sections 1–5 below would appear inside the downloadable Word document itself, not as chat text — they’re shown here as plain text for readability in this reference file.</w:t>
       </w:r>
     </w:p>
     <w:p>
@@ -122,10 +66,7 @@
         <w:t xml:space="preserve">147 characters</w:t>
       </w:r>
       <w:r>
-        <w:t xml:space="preserve"> </w:t>
-      </w:r>
-      <w:r>
-        <w:t xml:space="preserve">(max 220 desktop / 240 mobile)</w:t>
+        <w:t xml:space="preserve"> (max 220 desktop / 240 mobile)</w:t>
       </w:r>
     </w:p>
     <w:p>
@@ -145,49 +86,7 @@
           <w:iCs/>
           <w:i/>
         </w:rPr>
-        <w:t xml:space="preserve">First ~70 characters (what shows in search results and mobile previews):</w:t>
-      </w:r>
-      <w:r>
-        <w:rPr>
-          <w:iCs/>
-          <w:i/>
-        </w:rPr>
-        <w:t xml:space="preserve"> </w:t>
-      </w:r>
-      <w:r>
-        <w:rPr>
-          <w:iCs/>
-          <w:i/>
-        </w:rPr>
-        <w:t xml:space="preserve">“</w:t>
-      </w:r>
-      <w:r>
-        <w:rPr>
-          <w:iCs/>
-          <w:i/>
-        </w:rPr>
-        <w:t xml:space="preserve">Supply Chain Leader | $400M+ Distribution Ops | Cut Carrying Costs 18%</w:t>
-      </w:r>
-      <w:r>
-        <w:rPr>
-          <w:iCs/>
-          <w:i/>
-        </w:rPr>
-        <w:t xml:space="preserve">”</w:t>
-      </w:r>
-      <w:r>
-        <w:rPr>
-          <w:iCs/>
-          <w:i/>
-        </w:rPr>
-        <w:t xml:space="preserve"> </w:t>
-      </w:r>
-      <w:r>
-        <w:rPr>
-          <w:iCs/>
-          <w:i/>
-        </w:rPr>
-        <w:t xml:space="preserve">— leads with scope and a real number rather than a job title alone.</w:t>
+        <w:t xml:space="preserve">First ~70 characters (what shows in search results and mobile previews): “Supply Chain Leader | $400M+ Distribution Ops | Cut Carrying Costs 18%” — leads with scope and a real number rather than a job title alone.</w:t>
       </w:r>
     </w:p>
     <w:p>
@@ -219,10 +118,7 @@
         <w:t xml:space="preserve">1,236 characters</w:t>
       </w:r>
       <w:r>
-        <w:t xml:space="preserve"> </w:t>
-      </w:r>
-      <w:r>
-        <w:t xml:space="preserve">(max 2,600)</w:t>
+        <w:t xml:space="preserve"> (max 2,600)</w:t>
       </w:r>
     </w:p>
     <w:p>
@@ -247,17 +143,9 @@
       </w:pPr>
       <w:r>
         <w:t xml:space="preserve">→ Cut carrying costs 18% over two years by renegotiating vendor terms and consolidating a 140-vendor supplier base down to 95</w:t>
-      </w:r>
-      <w:r>
         <w:br/>
-      </w:r>
-      <w:r>
         <w:t xml:space="preserve">→ Led a new WMS implementation across 3 regional distribution centers — on time and under the approved budget</w:t>
-      </w:r>
-      <w:r>
         <w:br/>
-      </w:r>
-      <w:r>
         <w:t xml:space="preserve">→ Built and now run the monthly S&amp;OP process bridging Supply Chain, Sales, and Finance leadership</w:t>
       </w:r>
     </w:p>
@@ -278,42 +166,7 @@
           <w:iCs/>
           <w:i/>
         </w:rPr>
-        <w:t xml:space="preserve">First ~280 characters (what shows before</w:t>
-      </w:r>
-      <w:r>
-        <w:rPr>
-          <w:iCs/>
-          <w:i/>
-        </w:rPr>
-        <w:t xml:space="preserve"> </w:t>
-      </w:r>
-      <w:r>
-        <w:rPr>
-          <w:iCs/>
-          <w:i/>
-        </w:rPr>
-        <w:t xml:space="preserve">“</w:t>
-      </w:r>
-      <w:r>
-        <w:rPr>
-          <w:iCs/>
-          <w:i/>
-        </w:rPr>
-        <w:t xml:space="preserve">See more</w:t>
-      </w:r>
-      <w:r>
-        <w:rPr>
-          <w:iCs/>
-          <w:i/>
-        </w:rPr>
-        <w:t xml:space="preserve">”</w:t>
-      </w:r>
-      <w:r>
-        <w:rPr>
-          <w:iCs/>
-          <w:i/>
-        </w:rPr>
-        <w:t xml:space="preserve">): leads with scale, team size, and the 18% cost figure in the opening two sentences — the hook does its job before any cutoff.</w:t>
+        <w:t xml:space="preserve">First ~280 characters (what shows before “See more”): leads with scale, team size, and the 18% cost figure in the opening two sentences — the hook does its job before any cutoff.</w:t>
       </w:r>
     </w:p>
     <w:p>
@@ -338,55 +191,7 @@
         <w:pStyle w:val="FirstParagraph"/>
       </w:pPr>
       <w:r>
-        <w:t xml:space="preserve">“</w:t>
-      </w:r>
-      <w:r>
-        <w:t xml:space="preserve">All positions</w:t>
-      </w:r>
-      <w:r>
-        <w:t xml:space="preserve">”</w:t>
-      </w:r>
-      <w:r>
-        <w:t xml:space="preserve"> </w:t>
-      </w:r>
-      <w:r>
-        <w:t xml:space="preserve">was selected for this run — the candidate’s resume lists two roles total, so both are covered. (With only two roles, the output is identical whether</w:t>
-      </w:r>
-      <w:r>
-        <w:t xml:space="preserve"> </w:t>
-      </w:r>
-      <w:r>
-        <w:t xml:space="preserve">“</w:t>
-      </w:r>
-      <w:r>
-        <w:t xml:space="preserve">3 most recent</w:t>
-      </w:r>
-      <w:r>
-        <w:t xml:space="preserve">”</w:t>
-      </w:r>
-      <w:r>
-        <w:t xml:space="preserve"> </w:t>
-      </w:r>
-      <w:r>
-        <w:t xml:space="preserve">or</w:t>
-      </w:r>
-      <w:r>
-        <w:t xml:space="preserve"> </w:t>
-      </w:r>
-      <w:r>
-        <w:t xml:space="preserve">“</w:t>
-      </w:r>
-      <w:r>
-        <w:t xml:space="preserve">All positions</w:t>
-      </w:r>
-      <w:r>
-        <w:t xml:space="preserve">”</w:t>
-      </w:r>
-      <w:r>
-        <w:t xml:space="preserve"> </w:t>
-      </w:r>
-      <w:r>
-        <w:t xml:space="preserve">is chosen; the difference matters more for a longer work history.)</w:t>
+        <w:t xml:space="preserve">“All positions” was selected for this run — the candidate’s resume lists two roles total, so both are covered. (With only two roles, the output is identical whether “3 most recent” or “All positions” is chosen; the difference matters more for a longer work history.)</w:t>
       </w:r>
     </w:p>
     <w:bookmarkStart w:id="22" w:name="position-1"/>
@@ -410,10 +215,7 @@
         <w:t xml:space="preserve">Job Title — 96 characters</w:t>
       </w:r>
       <w:r>
-        <w:t xml:space="preserve"> </w:t>
-      </w:r>
-      <w:r>
-        <w:t xml:space="preserve">(max 100)</w:t>
+        <w:t xml:space="preserve"> (max 100)</w:t>
       </w:r>
     </w:p>
     <w:p>
@@ -436,10 +238,7 @@
         <w:t xml:space="preserve">Description — 598 characters</w:t>
       </w:r>
       <w:r>
-        <w:t xml:space="preserve"> </w:t>
-      </w:r>
-      <w:r>
-        <w:t xml:space="preserve">(max 2,000)</w:t>
+        <w:t xml:space="preserve"> (max 2,000)</w:t>
       </w:r>
     </w:p>
     <w:p>
@@ -456,17 +255,9 @@
       </w:pPr>
       <w:r>
         <w:t xml:space="preserve">→ Cut carrying costs 18% over two years by renegotiating vendor terms and consolidating our supplier base from 140 to 95 vendors</w:t>
-      </w:r>
-      <w:r>
         <w:br/>
-      </w:r>
-      <w:r>
         <w:t xml:space="preserve">→ Led implementation of a new warehouse management system across 3 regional distribution centers, delivered on time and under the approved budget</w:t>
-      </w:r>
-      <w:r>
         <w:br/>
-      </w:r>
-      <w:r>
         <w:t xml:space="preserve">→ Built and now run the monthly S&amp;OP process, aligning Supply Chain with Sales and Finance leadership on demand and inventory planning</w:t>
       </w:r>
     </w:p>
@@ -492,10 +283,7 @@
         <w:t xml:space="preserve">Job Title — 75 characters</w:t>
       </w:r>
       <w:r>
-        <w:t xml:space="preserve"> </w:t>
-      </w:r>
-      <w:r>
-        <w:t xml:space="preserve">(max 100)</w:t>
+        <w:t xml:space="preserve"> (max 100)</w:t>
       </w:r>
     </w:p>
     <w:p>
@@ -518,10 +306,7 @@
         <w:t xml:space="preserve">Description — 556 characters</w:t>
       </w:r>
       <w:r>
-        <w:t xml:space="preserve"> </w:t>
-      </w:r>
-      <w:r>
-        <w:t xml:space="preserve">(max 2,000)</w:t>
+        <w:t xml:space="preserve"> (max 2,000)</w:t>
       </w:r>
     </w:p>
     <w:p>
@@ -538,17 +323,9 @@
       </w:pPr>
       <w:r>
         <w:t xml:space="preserve">→ Reduced average supplier lead time from 34 to 21 days by launching a dual-sourcing initiative across key material categories</w:t>
-      </w:r>
-      <w:r>
         <w:br/>
-      </w:r>
-      <w:r>
         <w:t xml:space="preserve">→ Rebuilt inbound logistics processes to hold up under plant-level demand volatility without adding headcount</w:t>
-      </w:r>
-      <w:r>
         <w:br/>
-      </w:r>
-      <w:r>
         <w:t xml:space="preserve">→ Partnered directly with plant operations leadership to keep production schedules protected from upstream supply disruptions</w:t>
       </w:r>
     </w:p>
@@ -564,31 +341,7 @@
         <w:t xml:space="preserve">Worth noting:</w:t>
       </w:r>
       <w:r>
-        <w:t xml:space="preserve"> </w:t>
-      </w:r>
-      <w:r>
-        <w:t xml:space="preserve">the candidate’s background explicitly stated this second role had</w:t>
-      </w:r>
-      <w:r>
-        <w:t xml:space="preserve"> </w:t>
-      </w:r>
-      <w:r>
-        <w:t xml:space="preserve">“</w:t>
-      </w:r>
-      <w:r>
-        <w:t xml:space="preserve">no formally tracked cost-savings metric.</w:t>
-      </w:r>
-      <w:r>
-        <w:t xml:space="preserve">”</w:t>
-      </w:r>
-      <w:r>
-        <w:t xml:space="preserve"> </w:t>
-      </w:r>
-      <w:r>
-        <w:t xml:space="preserve">No dollar or percentage cost figure was invented for it — the two real, verifiable facts that</w:t>
-      </w:r>
-      <w:r>
-        <w:t xml:space="preserve"> </w:t>
+        <w:t xml:space="preserve"> the candidate’s background explicitly stated this second role had “no formally tracked cost-savings metric.” No dollar or percentage cost figure was invented for it — the two real, verifiable facts that </w:t>
       </w:r>
       <w:r>
         <w:rPr>
@@ -598,10 +351,7 @@
         <w:t xml:space="preserve">were</w:t>
       </w:r>
       <w:r>
-        <w:t xml:space="preserve"> </w:t>
-      </w:r>
-      <w:r>
-        <w:t xml:space="preserve">given (the 34→21 day lead-time reduction, and the reliability-focused mandate) carry the section instead. This is the no-fabrication rule actually functioning, not just stated.</w:t>
+        <w:t xml:space="preserve"> given (the 34→21 day lead-time reduction, and the reliability-focused mandate) carry the section instead. This is the no-fabrication rule actually functioning, not just stated.</w:t>
       </w:r>
     </w:p>
     <w:p>
@@ -634,10 +384,7 @@
         <w:t xml:space="preserve">12 skills, each within the 80-character limit</w:t>
       </w:r>
       <w:r>
-        <w:t xml:space="preserve"> </w:t>
-      </w:r>
-      <w:r>
-        <w:t xml:space="preserve">(max 80 per skill)</w:t>
+        <w:t xml:space="preserve"> (max 80 per skill)</w:t>
       </w:r>
     </w:p>
     <w:p>
@@ -1013,10 +760,7 @@
         <w:t xml:space="preserve">Deliberately left off:</w:t>
       </w:r>
       <w:r>
-        <w:t xml:space="preserve"> </w:t>
-      </w:r>
-      <w:r>
-        <w:t xml:space="preserve">skills like SAP/Oracle/Blue Yonder platform expertise, AI/data-visualization tooling (SQL, Power BI), or formal certifications (APICS CSCP, Six Sigma) — all of which show up as in-demand in current postings for this level, but none of which appear anywhere in the candidate’s actual background. Trending ≠ automatically included.</w:t>
+        <w:t xml:space="preserve"> skills like SAP/Oracle/Blue Yonder platform expertise, AI/data-visualization tooling (SQL, Power BI), or formal certifications (APICS CSCP, Six Sigma) — all of which show up as in-demand in current postings for this level, but none of which appear anywhere in the candidate’s actual background. Trending ≠ automatically included.</w:t>
       </w:r>
     </w:p>
     <w:p>
@@ -1048,10 +792,7 @@
         <w:t xml:space="preserve">15 characters</w:t>
       </w:r>
       <w:r>
-        <w:t xml:space="preserve"> </w:t>
-      </w:r>
-      <w:r>
-        <w:t xml:space="preserve">(5-30 required)</w:t>
+        <w:t xml:space="preserve"> (5-30 required)</w:t>
       </w:r>
     </w:p>
     <w:p>
@@ -1103,14 +844,7 @@
           <w:iCs/>
           <w:i/>
         </w:rPr>
-        <w:t xml:space="preserve">2 banners requested, Industry motif style — programmatically generated (Python’s Pillow library), not photorealistic images. Delivered as separate downloadable</w:t>
-      </w:r>
-      <w:r>
-        <w:rPr>
-          <w:iCs/>
-          <w:i/>
-        </w:rPr>
-        <w:t xml:space="preserve"> </w:t>
+        <w:t xml:space="preserve">2 banners requested, Industry motif style — programmatically generated (Python’s Pillow library), not photorealistic images. Delivered as separate downloadable </w:t>
       </w:r>
       <w:r>
         <w:rPr>
@@ -1125,14 +859,7 @@
           <w:iCs/>
           <w:i/>
         </w:rPr>
-        <w:t xml:space="preserve"> </w:t>
-      </w:r>
-      <w:r>
-        <w:rPr>
-          <w:iCs/>
-          <w:i/>
-        </w:rPr>
-        <w:t xml:space="preserve">files (1584×396px, LinkedIn’s actual banner dimensions) regardless of the Word document output choice below — a Word document can’t hold them as editable images the way LinkedIn needs them uploaded.</w:t>
+        <w:t xml:space="preserve"> files (1584×396px, LinkedIn's actual banner dimensions) alongside the Word document — a Word document can't hold them as editable images the way LinkedIn needs them uploaded.</w:t>
       </w:r>
     </w:p>
     <w:p>
@@ -1147,10 +874,7 @@
         <w:t xml:space="preserve">Banner 1 — Distribution network motif:</w:t>
       </w:r>
       <w:r>
-        <w:t xml:space="preserve"> </w:t>
-      </w:r>
-      <w:r>
-        <w:t xml:space="preserve">a hub-and-spoke network across the right two-thirds of the frame, representing a distribution center network, with the left third left clear for LinkedIn’s profile-photo overlay.</w:t>
+        <w:t xml:space="preserve"> a hub-and-spoke network across the right two-thirds of the frame, representing a distribution center network, with the left third left clear for LinkedIn’s profile-photo overlay.</w:t>
       </w:r>
     </w:p>
     <w:p>
@@ -1165,10 +889,7 @@
         <w:t xml:space="preserve">Banner 2 — Supply chain flow motif:</w:t>
       </w:r>
       <w:r>
-        <w:t xml:space="preserve"> </w:t>
-      </w:r>
-      <w:r>
-        <w:t xml:space="preserve">three horizontal flow lanes with in-transit markers, over a warehouse skyline silhouette — representing goods movement through a distribution network.</w:t>
+        <w:t xml:space="preserve"> three horizontal flow lanes with in-transit markers, over a warehouse skyline silhouette — representing goods movement through a distribution network.</w:t>
       </w:r>
     </w:p>
     <w:p>
@@ -1176,10 +897,7 @@
         <w:pStyle w:val="BodyText"/>
       </w:pPr>
       <w:r>
-        <w:t xml:space="preserve">Both files are included alongside this sample:</w:t>
-      </w:r>
-      <w:r>
-        <w:t xml:space="preserve"> </w:t>
+        <w:t xml:space="preserve">Both files are included alongside this sample: </w:t>
       </w:r>
       <w:r>
         <w:rPr>
@@ -1188,13 +906,7 @@
         <w:t xml:space="preserve">sample_banner_1_distribution_network.png</w:t>
       </w:r>
       <w:r>
-        <w:t xml:space="preserve"> </w:t>
-      </w:r>
-      <w:r>
-        <w:t xml:space="preserve">and</w:t>
-      </w:r>
-      <w:r>
-        <w:t xml:space="preserve"> </w:t>
+        <w:t xml:space="preserve"> and </w:t>
       </w:r>
       <w:r>
         <w:rPr>
@@ -1228,20 +940,17 @@
         <w:pStyle w:val="FirstParagraph"/>
       </w:pPr>
       <w:r>
+        <w:t xml:space="preserve">Every run always produces a </w:t>
+      </w:r>
+      <w:r>
         <w:rPr>
           <w:bCs/>
           <w:b/>
         </w:rPr>
-        <w:t xml:space="preserve">Downloadable Word document</w:t>
-      </w:r>
-      <w:r>
-        <w:t xml:space="preserve"> </w:t>
-      </w:r>
-      <w:r>
-        <w:t xml:space="preserve">was selected (rather than the chat-text default). In an actual run, sections 1–5 above would be delivered as a formatted</w:t>
-      </w:r>
-      <w:r>
-        <w:t xml:space="preserve"> </w:t>
+        <w:t xml:space="preserve">downloadable Word document</w:t>
+      </w:r>
+      <w:r>
+        <w:t xml:space="preserve"> — there's no chat-text option anymore. Sections 1–5 above would be delivered as a formatted </w:t>
       </w:r>
       <w:r>
         <w:rPr>
@@ -1250,13 +959,7 @@
         <w:t xml:space="preserve">.docx</w:t>
       </w:r>
       <w:r>
-        <w:t xml:space="preserve"> </w:t>
-      </w:r>
-      <w:r>
-        <w:t xml:space="preserve">— proper headings, not markdown — with the 2 banner</w:t>
-      </w:r>
-      <w:r>
-        <w:t xml:space="preserve"> </w:t>
+        <w:t xml:space="preserve"> — proper headings, not markdown — with the 2 banner </w:t>
       </w:r>
       <w:r>
         <w:rPr>
@@ -1265,10 +968,7 @@
         <w:t xml:space="preserve">.png</w:t>
       </w:r>
       <w:r>
-        <w:t xml:space="preserve"> </w:t>
-      </w:r>
-      <w:r>
-        <w:t xml:space="preserve">files delivered separately alongside it, exactly as shown here.</w:t>
+        <w:t xml:space="preserve"> files delivered separately alongside it, exactly as shown here.</w:t>
       </w:r>
     </w:p>
     <w:p>
@@ -1287,14 +987,7 @@
           <w:iCs/>
           <w:i/>
         </w:rPr>
-        <w:t xml:space="preserve">Generated by pasting the output of</w:t>
-      </w:r>
-      <w:r>
-        <w:rPr>
-          <w:iCs/>
-          <w:i/>
-        </w:rPr>
-        <w:t xml:space="preserve"> </w:t>
+        <w:t xml:space="preserve">Generated by pasting the output of </w:t>
       </w:r>
       <w:hyperlink r:id="rId28">
         <w:r>
@@ -1311,14 +1004,7 @@
           <w:iCs/>
           <w:i/>
         </w:rPr>
-        <w:t xml:space="preserve"> </w:t>
-      </w:r>
-      <w:r>
-        <w:rPr>
-          <w:iCs/>
-          <w:i/>
-        </w:rPr>
-        <w:t xml:space="preserve">into a Claude conversation.</w:t>
+        <w:t xml:space="preserve"> into a Claude conversation.</w:t>
       </w:r>
     </w:p>
     <w:bookmarkEnd w:id="29"/>
